--- a/request-management-api/request_api/receipt_templates/receipt_word.docx
+++ b/request-management-api/request_api/receipt_templates/receipt_word.docx
@@ -138,27 +138,7 @@
                 <w:sz w:val="28"/>
                 <w:szCs w:val="28"/>
               </w:rPr>
-              <w:t>{</w:t>
-            </w:r>
-            <w:proofErr w:type="spellStart"/>
-            <w:proofErr w:type="gramStart"/>
-            <w:r>
-              <w:rPr>
-                <w:rFonts w:ascii="BC Sans" w:hAnsi="BC Sans"/>
-                <w:sz w:val="28"/>
-                <w:szCs w:val="28"/>
-              </w:rPr>
-              <w:t>d.paymentInfo.transactionNumber</w:t>
-            </w:r>
-            <w:proofErr w:type="spellEnd"/>
-            <w:proofErr w:type="gramEnd"/>
-            <w:r>
-              <w:rPr>
-                <w:rFonts w:ascii="BC Sans" w:hAnsi="BC Sans"/>
-                <w:sz w:val="28"/>
-                <w:szCs w:val="28"/>
-              </w:rPr>
-              <w:t>}</w:t>
+              <w:t>{d.paymentInfo.transactionNumber}</w:t>
             </w:r>
           </w:p>
         </w:tc>
@@ -290,51 +270,23 @@
                 <w:sz w:val="22"/>
                 <w:szCs w:val="22"/>
               </w:rPr>
-              <w:t>{</w:t>
-            </w:r>
-            <w:proofErr w:type="spellStart"/>
-            <w:proofErr w:type="gramStart"/>
-            <w:r>
-              <w:rPr>
-                <w:rFonts w:ascii="BC Sans" w:hAnsi="BC Sans"/>
-                <w:sz w:val="22"/>
-                <w:szCs w:val="22"/>
-              </w:rPr>
-              <w:t>d.</w:t>
-            </w:r>
-            <w:r>
-              <w:rPr>
-                <w:rFonts w:ascii="BC Sans" w:hAnsi="BC Sans"/>
-                <w:sz w:val="22"/>
-                <w:szCs w:val="22"/>
-              </w:rPr>
-              <w:t>header</w:t>
-            </w:r>
-            <w:proofErr w:type="gramEnd"/>
-            <w:r>
-              <w:rPr>
-                <w:rFonts w:ascii="BC Sans" w:hAnsi="BC Sans"/>
-                <w:sz w:val="22"/>
-                <w:szCs w:val="22"/>
-              </w:rPr>
-              <w:t>.</w:t>
-            </w:r>
-            <w:r>
-              <w:rPr>
-                <w:rFonts w:ascii="BC Sans" w:hAnsi="BC Sans"/>
-                <w:sz w:val="22"/>
-                <w:szCs w:val="22"/>
-              </w:rPr>
-              <w:t>firstName</w:t>
-            </w:r>
-            <w:proofErr w:type="spellEnd"/>
-            <w:r>
-              <w:rPr>
-                <w:rFonts w:ascii="BC Sans" w:hAnsi="BC Sans"/>
-                <w:sz w:val="22"/>
-                <w:szCs w:val="22"/>
-              </w:rPr>
-              <w:t>}</w:t>
+              <w:t>{d.</w:t>
+            </w:r>
+            <w:r>
+              <w:rPr>
+                <w:rFonts w:ascii="BC Sans" w:hAnsi="BC Sans"/>
+                <w:sz w:val="22"/>
+                <w:szCs w:val="22"/>
+              </w:rPr>
+              <w:t>header.</w:t>
+            </w:r>
+            <w:r>
+              <w:rPr>
+                <w:rFonts w:ascii="BC Sans" w:hAnsi="BC Sans"/>
+                <w:sz w:val="22"/>
+                <w:szCs w:val="22"/>
+              </w:rPr>
+              <w:t>firstName}</w:t>
             </w:r>
             <w:r>
               <w:rPr>
@@ -350,51 +302,23 @@
                 <w:sz w:val="22"/>
                 <w:szCs w:val="22"/>
               </w:rPr>
-              <w:t>{</w:t>
-            </w:r>
-            <w:proofErr w:type="spellStart"/>
-            <w:proofErr w:type="gramStart"/>
-            <w:r>
-              <w:rPr>
-                <w:rFonts w:ascii="BC Sans" w:hAnsi="BC Sans"/>
-                <w:sz w:val="22"/>
-                <w:szCs w:val="22"/>
-              </w:rPr>
-              <w:t>d.</w:t>
-            </w:r>
-            <w:r>
-              <w:rPr>
-                <w:rFonts w:ascii="BC Sans" w:hAnsi="BC Sans"/>
-                <w:sz w:val="22"/>
-                <w:szCs w:val="22"/>
-              </w:rPr>
-              <w:t>header</w:t>
-            </w:r>
-            <w:proofErr w:type="gramEnd"/>
-            <w:r>
-              <w:rPr>
-                <w:rFonts w:ascii="BC Sans" w:hAnsi="BC Sans"/>
-                <w:sz w:val="22"/>
-                <w:szCs w:val="22"/>
-              </w:rPr>
-              <w:t>.</w:t>
-            </w:r>
-            <w:r>
-              <w:rPr>
-                <w:rFonts w:ascii="BC Sans" w:hAnsi="BC Sans"/>
-                <w:sz w:val="22"/>
-                <w:szCs w:val="22"/>
-              </w:rPr>
-              <w:t>lastName</w:t>
-            </w:r>
-            <w:proofErr w:type="spellEnd"/>
-            <w:r>
-              <w:rPr>
-                <w:rFonts w:ascii="BC Sans" w:hAnsi="BC Sans"/>
-                <w:sz w:val="22"/>
-                <w:szCs w:val="22"/>
-              </w:rPr>
-              <w:t>}</w:t>
+              <w:t>{d.</w:t>
+            </w:r>
+            <w:r>
+              <w:rPr>
+                <w:rFonts w:ascii="BC Sans" w:hAnsi="BC Sans"/>
+                <w:sz w:val="22"/>
+                <w:szCs w:val="22"/>
+              </w:rPr>
+              <w:t>header.</w:t>
+            </w:r>
+            <w:r>
+              <w:rPr>
+                <w:rFonts w:ascii="BC Sans" w:hAnsi="BC Sans"/>
+                <w:sz w:val="22"/>
+                <w:szCs w:val="22"/>
+              </w:rPr>
+              <w:t>lastName}</w:t>
             </w:r>
           </w:p>
         </w:tc>
@@ -528,51 +452,23 @@
                 <w:sz w:val="22"/>
                 <w:szCs w:val="22"/>
               </w:rPr>
-              <w:t>{</w:t>
-            </w:r>
-            <w:proofErr w:type="spellStart"/>
-            <w:proofErr w:type="gramStart"/>
-            <w:r>
-              <w:rPr>
-                <w:rFonts w:ascii="BC Sans" w:hAnsi="BC Sans"/>
-                <w:sz w:val="22"/>
-                <w:szCs w:val="22"/>
-              </w:rPr>
-              <w:t>d.</w:t>
-            </w:r>
-            <w:r>
-              <w:rPr>
-                <w:rFonts w:ascii="BC Sans" w:hAnsi="BC Sans"/>
-                <w:sz w:val="22"/>
-                <w:szCs w:val="22"/>
-              </w:rPr>
-              <w:t>header</w:t>
-            </w:r>
-            <w:proofErr w:type="gramEnd"/>
-            <w:r>
-              <w:rPr>
-                <w:rFonts w:ascii="BC Sans" w:hAnsi="BC Sans"/>
-                <w:sz w:val="22"/>
-                <w:szCs w:val="22"/>
-              </w:rPr>
-              <w:t>.</w:t>
-            </w:r>
-            <w:r>
-              <w:rPr>
-                <w:rFonts w:ascii="BC Sans" w:hAnsi="BC Sans"/>
-                <w:sz w:val="22"/>
-                <w:szCs w:val="22"/>
-              </w:rPr>
-              <w:t>dateSubmitted</w:t>
-            </w:r>
-            <w:proofErr w:type="spellEnd"/>
-            <w:r>
-              <w:rPr>
-                <w:rFonts w:ascii="BC Sans" w:hAnsi="BC Sans"/>
-                <w:sz w:val="22"/>
-                <w:szCs w:val="22"/>
-              </w:rPr>
-              <w:t>}</w:t>
+              <w:t>{d.</w:t>
+            </w:r>
+            <w:r>
+              <w:rPr>
+                <w:rFonts w:ascii="BC Sans" w:hAnsi="BC Sans"/>
+                <w:sz w:val="22"/>
+                <w:szCs w:val="22"/>
+              </w:rPr>
+              <w:t>header.</w:t>
+            </w:r>
+            <w:r>
+              <w:rPr>
+                <w:rFonts w:ascii="BC Sans" w:hAnsi="BC Sans"/>
+                <w:sz w:val="22"/>
+                <w:szCs w:val="22"/>
+              </w:rPr>
+              <w:t>dateSubmitted}</w:t>
             </w:r>
           </w:p>
         </w:tc>
@@ -869,10 +765,8 @@
                 <w:sz w:val="22"/>
                 <w:szCs w:val="22"/>
               </w:rPr>
-              <w:t>{</w:t>
-            </w:r>
-            <w:proofErr w:type="spellStart"/>
-            <w:proofErr w:type="gramStart"/>
+              <w:t>{d.</w:t>
+            </w:r>
             <w:r>
               <w:rPr>
                 <w:rFonts w:ascii="BC Sans" w:hAnsi="BC Sans"/>
@@ -880,61 +774,8 @@
                 <w:sz w:val="22"/>
                 <w:szCs w:val="22"/>
               </w:rPr>
-              <w:t>d.</w:t>
-            </w:r>
-            <w:r>
-              <w:rPr>
-                <w:rFonts w:ascii="BC Sans" w:hAnsi="BC Sans"/>
-                <w:color w:val="000000" w:themeColor="text1"/>
-                <w:sz w:val="22"/>
-                <w:szCs w:val="22"/>
-              </w:rPr>
-              <w:t>selectedPublicBodies</w:t>
-            </w:r>
-            <w:proofErr w:type="spellEnd"/>
-            <w:proofErr w:type="gramEnd"/>
-            <w:r>
-              <w:rPr>
-                <w:rFonts w:ascii="BC Sans" w:hAnsi="BC Sans"/>
-                <w:color w:val="000000" w:themeColor="text1"/>
-                <w:sz w:val="22"/>
-                <w:szCs w:val="22"/>
-              </w:rPr>
-              <w:t>[</w:t>
-            </w:r>
-            <w:proofErr w:type="spellStart"/>
-            <w:r>
-              <w:rPr>
-                <w:rFonts w:ascii="BC Sans" w:hAnsi="BC Sans"/>
-                <w:color w:val="000000" w:themeColor="text1"/>
-                <w:sz w:val="22"/>
-                <w:szCs w:val="22"/>
-              </w:rPr>
-              <w:t>i</w:t>
-            </w:r>
-            <w:proofErr w:type="spellEnd"/>
-            <w:proofErr w:type="gramStart"/>
-            <w:r>
-              <w:rPr>
-                <w:rFonts w:ascii="BC Sans" w:hAnsi="BC Sans"/>
-                <w:color w:val="000000" w:themeColor="text1"/>
-                <w:sz w:val="22"/>
-                <w:szCs w:val="22"/>
-              </w:rPr>
-              <w:t>].</w:t>
-            </w:r>
-            <w:proofErr w:type="spellStart"/>
-            <w:r>
-              <w:rPr>
-                <w:rFonts w:ascii="BC Sans" w:hAnsi="BC Sans"/>
-                <w:color w:val="000000" w:themeColor="text1"/>
-                <w:sz w:val="22"/>
-                <w:szCs w:val="22"/>
-              </w:rPr>
-              <w:t>publicBody</w:t>
-            </w:r>
-            <w:proofErr w:type="spellEnd"/>
-            <w:proofErr w:type="gramEnd"/>
+              <w:t>selectedPublicBodies[i].publicBody</w:t>
+            </w:r>
             <w:r>
               <w:rPr>
                 <w:rFonts w:ascii="BC Sans" w:hAnsi="BC Sans"/>
@@ -1043,80 +884,7 @@
                 <w:sz w:val="22"/>
                 <w:szCs w:val="22"/>
               </w:rPr>
-              <w:t>{</w:t>
-            </w:r>
-            <w:proofErr w:type="spellStart"/>
-            <w:proofErr w:type="gramStart"/>
-            <w:r>
-              <w:rPr>
-                <w:rFonts w:ascii="BC Sans" w:hAnsi="BC Sans"/>
-                <w:color w:val="000000" w:themeColor="text1"/>
-                <w:sz w:val="22"/>
-                <w:szCs w:val="22"/>
-              </w:rPr>
-              <w:t>d.selectedPublicBodies</w:t>
-            </w:r>
-            <w:proofErr w:type="spellEnd"/>
-            <w:proofErr w:type="gramEnd"/>
-            <w:r>
-              <w:rPr>
-                <w:rFonts w:ascii="BC Sans" w:hAnsi="BC Sans"/>
-                <w:color w:val="000000" w:themeColor="text1"/>
-                <w:sz w:val="22"/>
-                <w:szCs w:val="22"/>
-              </w:rPr>
-              <w:t>[</w:t>
-            </w:r>
-            <w:proofErr w:type="spellStart"/>
-            <w:r>
-              <w:rPr>
-                <w:rFonts w:ascii="BC Sans" w:hAnsi="BC Sans"/>
-                <w:color w:val="000000" w:themeColor="text1"/>
-                <w:sz w:val="22"/>
-                <w:szCs w:val="22"/>
-              </w:rPr>
-              <w:t>i</w:t>
-            </w:r>
-            <w:proofErr w:type="spellEnd"/>
-            <w:proofErr w:type="gramStart"/>
-            <w:r>
-              <w:rPr>
-                <w:rFonts w:ascii="BC Sans" w:hAnsi="BC Sans"/>
-                <w:color w:val="000000" w:themeColor="text1"/>
-                <w:sz w:val="22"/>
-                <w:szCs w:val="22"/>
-              </w:rPr>
-              <w:t>].ministry</w:t>
-            </w:r>
-            <w:proofErr w:type="gramEnd"/>
-            <w:r>
-              <w:rPr>
-                <w:rFonts w:ascii="BC Sans" w:hAnsi="BC Sans"/>
-                <w:color w:val="000000" w:themeColor="text1"/>
-                <w:sz w:val="22"/>
-                <w:szCs w:val="22"/>
-              </w:rPr>
-              <w:t>[</w:t>
-            </w:r>
-            <w:proofErr w:type="spellStart"/>
-            <w:r>
-              <w:rPr>
-                <w:rFonts w:ascii="BC Sans" w:hAnsi="BC Sans"/>
-                <w:color w:val="000000" w:themeColor="text1"/>
-                <w:sz w:val="22"/>
-                <w:szCs w:val="22"/>
-              </w:rPr>
-              <w:t>i</w:t>
-            </w:r>
-            <w:proofErr w:type="spellEnd"/>
-            <w:r>
-              <w:rPr>
-                <w:rFonts w:ascii="BC Sans" w:hAnsi="BC Sans"/>
-                <w:color w:val="000000" w:themeColor="text1"/>
-                <w:sz w:val="22"/>
-                <w:szCs w:val="22"/>
-              </w:rPr>
-              <w:t>]</w:t>
+              <w:t>{d.selectedPublicBodies[i].ministry[i]</w:t>
             </w:r>
             <w:r>
               <w:rPr>
@@ -1199,60 +967,7 @@
                 <w:sz w:val="22"/>
                 <w:szCs w:val="22"/>
               </w:rPr>
-              <w:t xml:space="preserve">      {</w:t>
-            </w:r>
-            <w:proofErr w:type="spellStart"/>
-            <w:proofErr w:type="gramStart"/>
-            <w:r>
-              <w:rPr>
-                <w:rFonts w:ascii="BC Sans" w:hAnsi="BC Sans"/>
-                <w:color w:val="000000" w:themeColor="text1"/>
-                <w:sz w:val="22"/>
-                <w:szCs w:val="22"/>
-              </w:rPr>
-              <w:t>d.selectedPublicBodies</w:t>
-            </w:r>
-            <w:proofErr w:type="spellEnd"/>
-            <w:proofErr w:type="gramEnd"/>
-            <w:r>
-              <w:rPr>
-                <w:rFonts w:ascii="BC Sans" w:hAnsi="BC Sans"/>
-                <w:color w:val="000000" w:themeColor="text1"/>
-                <w:sz w:val="22"/>
-                <w:szCs w:val="22"/>
-              </w:rPr>
-              <w:t>[</w:t>
-            </w:r>
-            <w:proofErr w:type="spellStart"/>
-            <w:r>
-              <w:rPr>
-                <w:rFonts w:ascii="BC Sans" w:hAnsi="BC Sans"/>
-                <w:color w:val="000000" w:themeColor="text1"/>
-                <w:sz w:val="22"/>
-                <w:szCs w:val="22"/>
-              </w:rPr>
-              <w:t>i</w:t>
-            </w:r>
-            <w:proofErr w:type="spellEnd"/>
-            <w:proofErr w:type="gramStart"/>
-            <w:r>
-              <w:rPr>
-                <w:rFonts w:ascii="BC Sans" w:hAnsi="BC Sans"/>
-                <w:color w:val="000000" w:themeColor="text1"/>
-                <w:sz w:val="22"/>
-                <w:szCs w:val="22"/>
-              </w:rPr>
-              <w:t>].ministry</w:t>
-            </w:r>
-            <w:proofErr w:type="gramEnd"/>
-            <w:r>
-              <w:rPr>
-                <w:rFonts w:ascii="BC Sans" w:hAnsi="BC Sans"/>
-                <w:color w:val="000000" w:themeColor="text1"/>
-                <w:sz w:val="22"/>
-                <w:szCs w:val="22"/>
-              </w:rPr>
-              <w:t>[i+1].name}</w:t>
+              <w:t xml:space="preserve">      {d.selectedPublicBodies[i].ministry[i+1].name}</w:t>
             </w:r>
           </w:p>
         </w:tc>
@@ -1317,60 +1032,7 @@
                 <w:sz w:val="22"/>
                 <w:szCs w:val="22"/>
               </w:rPr>
-              <w:t>{</w:t>
-            </w:r>
-            <w:proofErr w:type="spellStart"/>
-            <w:proofErr w:type="gramStart"/>
-            <w:r>
-              <w:rPr>
-                <w:rFonts w:ascii="BC Sans" w:hAnsi="BC Sans"/>
-                <w:color w:val="000000" w:themeColor="text1"/>
-                <w:sz w:val="22"/>
-                <w:szCs w:val="22"/>
-              </w:rPr>
-              <w:t>d.selectedPublicBodies</w:t>
-            </w:r>
-            <w:proofErr w:type="spellEnd"/>
-            <w:proofErr w:type="gramEnd"/>
-            <w:r>
-              <w:rPr>
-                <w:rFonts w:ascii="BC Sans" w:hAnsi="BC Sans"/>
-                <w:color w:val="000000" w:themeColor="text1"/>
-                <w:sz w:val="22"/>
-                <w:szCs w:val="22"/>
-              </w:rPr>
-              <w:t>[i+1</w:t>
-            </w:r>
-            <w:proofErr w:type="gramStart"/>
-            <w:r>
-              <w:rPr>
-                <w:rFonts w:ascii="BC Sans" w:hAnsi="BC Sans"/>
-                <w:color w:val="000000" w:themeColor="text1"/>
-                <w:sz w:val="22"/>
-                <w:szCs w:val="22"/>
-              </w:rPr>
-              <w:t>].</w:t>
-            </w:r>
-            <w:proofErr w:type="spellStart"/>
-            <w:r>
-              <w:rPr>
-                <w:rFonts w:ascii="BC Sans" w:hAnsi="BC Sans"/>
-                <w:color w:val="000000" w:themeColor="text1"/>
-                <w:sz w:val="22"/>
-                <w:szCs w:val="22"/>
-              </w:rPr>
-              <w:t>publicBody</w:t>
-            </w:r>
-            <w:proofErr w:type="spellEnd"/>
-            <w:proofErr w:type="gramEnd"/>
-            <w:r>
-              <w:rPr>
-                <w:rFonts w:ascii="BC Sans" w:hAnsi="BC Sans"/>
-                <w:color w:val="000000" w:themeColor="text1"/>
-                <w:sz w:val="22"/>
-                <w:szCs w:val="22"/>
-              </w:rPr>
-              <w:t>}</w:t>
+              <w:t>{d.selectedPublicBodies[i+1].publicBody}</w:t>
             </w:r>
           </w:p>
         </w:tc>
@@ -1516,10 +1178,8 @@
                 <w:sz w:val="22"/>
                 <w:szCs w:val="22"/>
               </w:rPr>
-              <w:t>{</w:t>
-            </w:r>
-            <w:proofErr w:type="spellStart"/>
-            <w:proofErr w:type="gramStart"/>
+              <w:t>{d.</w:t>
+            </w:r>
             <w:r>
               <w:rPr>
                 <w:rFonts w:ascii="BC Sans" w:hAnsi="BC Sans"/>
@@ -1529,7 +1189,7 @@
                 <w:sz w:val="22"/>
                 <w:szCs w:val="22"/>
               </w:rPr>
-              <w:t>d.</w:t>
+              <w:t>payme</w:t>
             </w:r>
             <w:r>
               <w:rPr>
@@ -1540,21 +1200,8 @@
                 <w:sz w:val="22"/>
                 <w:szCs w:val="22"/>
               </w:rPr>
-              <w:t>payme</w:t>
-            </w:r>
-            <w:r>
-              <w:rPr>
-                <w:rFonts w:ascii="BC Sans" w:hAnsi="BC Sans"/>
-                <w:b/>
-                <w:bCs/>
-                <w:color w:val="0A3266"/>
-                <w:sz w:val="22"/>
-                <w:szCs w:val="22"/>
-              </w:rPr>
               <w:t>ntInfo.totalAmount</w:t>
             </w:r>
-            <w:proofErr w:type="spellEnd"/>
-            <w:proofErr w:type="gramEnd"/>
             <w:r>
               <w:rPr>
                 <w:rFonts w:ascii="BC Sans" w:hAnsi="BC Sans"/>
@@ -1746,29 +1393,7 @@
           <w:sz w:val="16"/>
           <w:szCs w:val="16"/>
         </w:rPr>
-        <w:t>{</w:t>
-      </w:r>
-      <w:proofErr w:type="spellStart"/>
-      <w:proofErr w:type="gramStart"/>
-      <w:r>
-        <w:rPr>
-          <w:rFonts w:ascii="BC Sans" w:hAnsi="BC Sans"/>
-          <w:color w:val="A6A6A6" w:themeColor="background1" w:themeShade="A6"/>
-          <w:sz w:val="16"/>
-          <w:szCs w:val="16"/>
-        </w:rPr>
-        <w:t>d.paymentInfo.cardType</w:t>
-      </w:r>
-      <w:proofErr w:type="spellEnd"/>
-      <w:proofErr w:type="gramEnd"/>
-      <w:r>
-        <w:rPr>
-          <w:rFonts w:ascii="BC Sans" w:hAnsi="BC Sans"/>
-          <w:color w:val="A6A6A6" w:themeColor="background1" w:themeShade="A6"/>
-          <w:sz w:val="16"/>
-          <w:szCs w:val="16"/>
-        </w:rPr>
-        <w:t>}</w:t>
+        <w:t>{d.paymentInfo.cardType}</w:t>
       </w:r>
     </w:p>
     <w:p>
@@ -1799,18 +1424,7 @@
           <w:sz w:val="16"/>
           <w:szCs w:val="16"/>
         </w:rPr>
-        <w:t xml:space="preserve"> {</w:t>
-      </w:r>
-      <w:proofErr w:type="spellStart"/>
-      <w:proofErr w:type="gramStart"/>
-      <w:r>
-        <w:rPr>
-          <w:rFonts w:ascii="BC Sans" w:hAnsi="BC Sans"/>
-          <w:color w:val="A6A6A6" w:themeColor="background1" w:themeShade="A6"/>
-          <w:sz w:val="16"/>
-          <w:szCs w:val="16"/>
-        </w:rPr>
-        <w:t>d.paymentInfo.transactionOrde</w:t>
+        <w:t xml:space="preserve"> {d.paymentInfo.transactionOrde</w:t>
       </w:r>
       <w:r>
         <w:rPr>
@@ -1819,18 +1433,7 @@
           <w:sz w:val="16"/>
           <w:szCs w:val="16"/>
         </w:rPr>
-        <w:t>rId</w:t>
-      </w:r>
-      <w:proofErr w:type="spellEnd"/>
-      <w:proofErr w:type="gramEnd"/>
-      <w:r>
-        <w:rPr>
-          <w:rFonts w:ascii="BC Sans" w:hAnsi="BC Sans"/>
-          <w:color w:val="A6A6A6" w:themeColor="background1" w:themeShade="A6"/>
-          <w:sz w:val="16"/>
-          <w:szCs w:val="16"/>
-        </w:rPr>
-        <w:t>}</w:t>
+        <w:t>rId}</w:t>
       </w:r>
     </w:p>
     <w:p>
@@ -2028,7 +1631,7 @@
               <w:bCs/>
               <w:sz w:val="16"/>
             </w:rPr>
-            <w:t>FOI</w:t>
+            <w:t>Access &amp; Information Management Branch</w:t>
           </w:r>
           <w:r>
             <w:rPr>
@@ -2036,7 +1639,7 @@
               <w:bCs/>
               <w:sz w:val="16"/>
             </w:rPr>
-            <w:t xml:space="preserve"> Operations                 </w:t>
+            <w:t xml:space="preserve">                 </w:t>
           </w:r>
         </w:p>
         <w:p>
@@ -2101,25 +1704,7 @@
               <w:bCs/>
               <w:sz w:val="16"/>
             </w:rPr>
-            <w:t xml:space="preserve">PO Box 9569 </w:t>
-          </w:r>
-          <w:proofErr w:type="spellStart"/>
-          <w:r>
-            <w:rPr>
-              <w:rFonts w:ascii="Times New Roman" w:hAnsi="Times New Roman"/>
-              <w:bCs/>
-              <w:sz w:val="16"/>
-            </w:rPr>
-            <w:t>Stn</w:t>
-          </w:r>
-          <w:proofErr w:type="spellEnd"/>
-          <w:r>
-            <w:rPr>
-              <w:rFonts w:ascii="Times New Roman" w:hAnsi="Times New Roman"/>
-              <w:bCs/>
-              <w:sz w:val="16"/>
-            </w:rPr>
-            <w:t xml:space="preserve"> Prov Govt               </w:t>
+            <w:t xml:space="preserve">PO Box 9569 Stn Prov Govt               </w:t>
           </w:r>
         </w:p>
         <w:p>
@@ -2141,25 +1726,7 @@
               <w:bCs/>
               <w:sz w:val="16"/>
             </w:rPr>
-            <w:t xml:space="preserve">Victoria </w:t>
-          </w:r>
-          <w:proofErr w:type="gramStart"/>
-          <w:r>
-            <w:rPr>
-              <w:rFonts w:ascii="Times New Roman" w:hAnsi="Times New Roman"/>
-              <w:bCs/>
-              <w:sz w:val="16"/>
-            </w:rPr>
-            <w:t>BC  V</w:t>
-          </w:r>
-          <w:proofErr w:type="gramEnd"/>
-          <w:r>
-            <w:rPr>
-              <w:rFonts w:ascii="Times New Roman" w:hAnsi="Times New Roman"/>
-              <w:bCs/>
-              <w:sz w:val="16"/>
-            </w:rPr>
-            <w:t>8W 9</w:t>
+            <w:t>Victoria BC  V8W 9</w:t>
           </w:r>
           <w:r>
             <w:rPr>
@@ -2286,7 +1853,6 @@
               </w:rPr>
               <w:t xml:space="preserve">                   </w:t>
             </w:r>
-            <w:proofErr w:type="spellStart"/>
             <w:r>
               <w:rPr>
                 <w:rStyle w:val="Hyperlink"/>
@@ -2294,17 +1860,7 @@
                 <w:sz w:val="16"/>
                 <w:szCs w:val="16"/>
               </w:rPr>
-              <w:t>freedomofinformation</w:t>
-            </w:r>
-            <w:proofErr w:type="spellEnd"/>
-            <w:r>
-              <w:rPr>
-                <w:rStyle w:val="Hyperlink"/>
-                <w:rFonts w:ascii="Times New Roman" w:hAnsi="Times New Roman"/>
-                <w:sz w:val="16"/>
-                <w:szCs w:val="16"/>
-              </w:rPr>
-              <w:t>/</w:t>
+              <w:t>freedomofinformation/</w:t>
             </w:r>
           </w:hyperlink>
         </w:p>
@@ -3638,12 +3194,6 @@
 </file>
 
 <file path=customXml/item1.xml><?xml version="1.0" encoding="utf-8"?>
-<p:properties xmlns:p="http://schemas.microsoft.com/office/2006/metadata/properties" xmlns:xsi="http://www.w3.org/2001/XMLSchema-instance" xmlns:pc="http://schemas.microsoft.com/office/infopath/2007/PartnerControls">
-  <documentManagement/>
-</p:properties>
-</file>
-
-<file path=customXml/item2.xml><?xml version="1.0" encoding="utf-8"?>
 <?mso-contentType ?>
 <FormTemplates xmlns="http://schemas.microsoft.com/sharepoint/v3/contenttype/forms">
   <Display>DocumentLibraryForm</Display>
@@ -3652,7 +3202,17 @@
 </FormTemplates>
 </file>
 
+<file path=customXml/item2.xml><?xml version="1.0" encoding="utf-8"?>
+<p:properties xmlns:p="http://schemas.microsoft.com/office/2006/metadata/properties" xmlns:xsi="http://www.w3.org/2001/XMLSchema-instance" xmlns:pc="http://schemas.microsoft.com/office/infopath/2007/PartnerControls">
+  <documentManagement/>
+</p:properties>
+</file>
+
 <file path=customXml/item3.xml><?xml version="1.0" encoding="utf-8"?>
+<b:Sources xmlns:b="http://schemas.openxmlformats.org/officeDocument/2006/bibliography" xmlns="http://schemas.openxmlformats.org/officeDocument/2006/bibliography" SelectedStyle="/APASixthEditionOfficeOnline.xsl" StyleName="APA" Version="6"/>
+</file>
+
+<file path=customXml/item4.xml><?xml version="1.0" encoding="utf-8"?>
 <ct:contentTypeSchema xmlns:ct="http://schemas.microsoft.com/office/2006/metadata/contentType" xmlns:ma="http://schemas.microsoft.com/office/2006/metadata/properties/metaAttributes" ct:_="" ma:_="" ma:contentTypeName="Document" ma:contentTypeID="0x010100E774CC2FC15D5F4B9843318F21B96CF2" ma:contentTypeVersion="13" ma:contentTypeDescription="Create a new document." ma:contentTypeScope="" ma:versionID="9734f759d7539526660f242c532f1a36">
   <xsd:schema xmlns:xsd="http://www.w3.org/2001/XMLSchema" xmlns:xs="http://www.w3.org/2001/XMLSchema" xmlns:p="http://schemas.microsoft.com/office/2006/metadata/properties" xmlns:ns2="75e570c0-d7c7-4c73-adba-666f84131a9c" xmlns:ns3="89ff61d5-a6c1-4b78-89d0-b0aeb35ad473" targetNamespace="http://schemas.microsoft.com/office/2006/metadata/properties" ma:root="true" ma:fieldsID="fcda4498f13abd7a0badb315690a5b80" ns2:_="" ns3:_="">
     <xsd:import namespace="75e570c0-d7c7-4c73-adba-666f84131a9c"/>
@@ -3875,11 +3435,15 @@
 </ct:contentTypeSchema>
 </file>
 
-<file path=customXml/item4.xml><?xml version="1.0" encoding="utf-8"?>
-<b:Sources xmlns:b="http://schemas.openxmlformats.org/officeDocument/2006/bibliography" xmlns="http://schemas.openxmlformats.org/officeDocument/2006/bibliography" SelectedStyle="/APASixthEditionOfficeOnline.xsl" StyleName="APA" Version="6"/>
+<file path=customXml/itemProps1.xml><?xml version="1.0" encoding="utf-8"?>
+<ds:datastoreItem xmlns:ds="http://schemas.openxmlformats.org/officeDocument/2006/customXml" ds:itemID="{641E4145-9D85-4BD2-927D-7AB21DB3B68E}">
+  <ds:schemaRefs>
+    <ds:schemaRef ds:uri="http://schemas.microsoft.com/sharepoint/v3/contenttype/forms"/>
+  </ds:schemaRefs>
+</ds:datastoreItem>
 </file>
 
-<file path=customXml/itemProps1.xml><?xml version="1.0" encoding="utf-8"?>
+<file path=customXml/itemProps2.xml><?xml version="1.0" encoding="utf-8"?>
 <ds:datastoreItem xmlns:ds="http://schemas.openxmlformats.org/officeDocument/2006/customXml" ds:itemID="{B09A3C2A-023B-46CF-A296-EF6639527430}">
   <ds:schemaRefs>
     <ds:schemaRef ds:uri="http://schemas.microsoft.com/office/2006/metadata/properties"/>
@@ -3888,15 +3452,15 @@
 </ds:datastoreItem>
 </file>
 
-<file path=customXml/itemProps2.xml><?xml version="1.0" encoding="utf-8"?>
-<ds:datastoreItem xmlns:ds="http://schemas.openxmlformats.org/officeDocument/2006/customXml" ds:itemID="{641E4145-9D85-4BD2-927D-7AB21DB3B68E}">
+<file path=customXml/itemProps3.xml><?xml version="1.0" encoding="utf-8"?>
+<ds:datastoreItem xmlns:ds="http://schemas.openxmlformats.org/officeDocument/2006/customXml" ds:itemID="{9CE651B1-34DA-524A-9E9A-91E44FB38903}">
   <ds:schemaRefs>
-    <ds:schemaRef ds:uri="http://schemas.microsoft.com/sharepoint/v3/contenttype/forms"/>
+    <ds:schemaRef ds:uri="http://schemas.openxmlformats.org/officeDocument/2006/bibliography"/>
   </ds:schemaRefs>
 </ds:datastoreItem>
 </file>
 
-<file path=customXml/itemProps3.xml><?xml version="1.0" encoding="utf-8"?>
+<file path=customXml/itemProps4.xml><?xml version="1.0" encoding="utf-8"?>
 <ds:datastoreItem xmlns:ds="http://schemas.openxmlformats.org/officeDocument/2006/customXml" ds:itemID="{733BAA04-22FD-4001-8AC3-016CFE0D0D03}">
   <ds:schemaRefs>
     <ds:schemaRef ds:uri="http://schemas.microsoft.com/office/2006/metadata/contentType"/>
@@ -3913,12 +3477,4 @@
     <ds:schemaRef ds:uri="http://schemas.microsoft.com/internal/obd"/>
   </ds:schemaRefs>
 </ds:datastoreItem>
-</file>
-
-<file path=customXml/itemProps4.xml><?xml version="1.0" encoding="utf-8"?>
-<ds:datastoreItem xmlns:ds="http://schemas.openxmlformats.org/officeDocument/2006/customXml" ds:itemID="{9CE651B1-34DA-524A-9E9A-91E44FB38903}">
-  <ds:schemaRefs>
-    <ds:schemaRef ds:uri="http://schemas.openxmlformats.org/officeDocument/2006/bibliography"/>
-  </ds:schemaRefs>
-</ds:datastoreItem>
 </file>
--- a/request-management-api/request_api/receipt_templates/receipt_word.docx
+++ b/request-management-api/request_api/receipt_templates/receipt_word.docx
@@ -138,7 +138,27 @@
                 <w:sz w:val="28"/>
                 <w:szCs w:val="28"/>
               </w:rPr>
-              <w:t>{d.paymentInfo.transactionNumber}</w:t>
+              <w:t>{</w:t>
+            </w:r>
+            <w:proofErr w:type="spellStart"/>
+            <w:proofErr w:type="gramStart"/>
+            <w:r>
+              <w:rPr>
+                <w:rFonts w:ascii="BC Sans" w:hAnsi="BC Sans"/>
+                <w:sz w:val="28"/>
+                <w:szCs w:val="28"/>
+              </w:rPr>
+              <w:t>d.paymentInfo.transactionNumber</w:t>
+            </w:r>
+            <w:proofErr w:type="spellEnd"/>
+            <w:proofErr w:type="gramEnd"/>
+            <w:r>
+              <w:rPr>
+                <w:rFonts w:ascii="BC Sans" w:hAnsi="BC Sans"/>
+                <w:sz w:val="28"/>
+                <w:szCs w:val="28"/>
+              </w:rPr>
+              <w:t>}</w:t>
             </w:r>
           </w:p>
         </w:tc>
@@ -270,23 +290,51 @@
                 <w:sz w:val="22"/>
                 <w:szCs w:val="22"/>
               </w:rPr>
-              <w:t>{d.</w:t>
-            </w:r>
-            <w:r>
-              <w:rPr>
-                <w:rFonts w:ascii="BC Sans" w:hAnsi="BC Sans"/>
-                <w:sz w:val="22"/>
-                <w:szCs w:val="22"/>
-              </w:rPr>
-              <w:t>header.</w:t>
-            </w:r>
-            <w:r>
-              <w:rPr>
-                <w:rFonts w:ascii="BC Sans" w:hAnsi="BC Sans"/>
-                <w:sz w:val="22"/>
-                <w:szCs w:val="22"/>
-              </w:rPr>
-              <w:t>firstName}</w:t>
+              <w:t>{</w:t>
+            </w:r>
+            <w:proofErr w:type="spellStart"/>
+            <w:proofErr w:type="gramStart"/>
+            <w:r>
+              <w:rPr>
+                <w:rFonts w:ascii="BC Sans" w:hAnsi="BC Sans"/>
+                <w:sz w:val="22"/>
+                <w:szCs w:val="22"/>
+              </w:rPr>
+              <w:t>d.</w:t>
+            </w:r>
+            <w:r>
+              <w:rPr>
+                <w:rFonts w:ascii="BC Sans" w:hAnsi="BC Sans"/>
+                <w:sz w:val="22"/>
+                <w:szCs w:val="22"/>
+              </w:rPr>
+              <w:t>header</w:t>
+            </w:r>
+            <w:proofErr w:type="gramEnd"/>
+            <w:r>
+              <w:rPr>
+                <w:rFonts w:ascii="BC Sans" w:hAnsi="BC Sans"/>
+                <w:sz w:val="22"/>
+                <w:szCs w:val="22"/>
+              </w:rPr>
+              <w:t>.</w:t>
+            </w:r>
+            <w:r>
+              <w:rPr>
+                <w:rFonts w:ascii="BC Sans" w:hAnsi="BC Sans"/>
+                <w:sz w:val="22"/>
+                <w:szCs w:val="22"/>
+              </w:rPr>
+              <w:t>firstName</w:t>
+            </w:r>
+            <w:proofErr w:type="spellEnd"/>
+            <w:r>
+              <w:rPr>
+                <w:rFonts w:ascii="BC Sans" w:hAnsi="BC Sans"/>
+                <w:sz w:val="22"/>
+                <w:szCs w:val="22"/>
+              </w:rPr>
+              <w:t>}</w:t>
             </w:r>
             <w:r>
               <w:rPr>
@@ -302,23 +350,51 @@
                 <w:sz w:val="22"/>
                 <w:szCs w:val="22"/>
               </w:rPr>
-              <w:t>{d.</w:t>
-            </w:r>
-            <w:r>
-              <w:rPr>
-                <w:rFonts w:ascii="BC Sans" w:hAnsi="BC Sans"/>
-                <w:sz w:val="22"/>
-                <w:szCs w:val="22"/>
-              </w:rPr>
-              <w:t>header.</w:t>
-            </w:r>
-            <w:r>
-              <w:rPr>
-                <w:rFonts w:ascii="BC Sans" w:hAnsi="BC Sans"/>
-                <w:sz w:val="22"/>
-                <w:szCs w:val="22"/>
-              </w:rPr>
-              <w:t>lastName}</w:t>
+              <w:t>{</w:t>
+            </w:r>
+            <w:proofErr w:type="spellStart"/>
+            <w:proofErr w:type="gramStart"/>
+            <w:r>
+              <w:rPr>
+                <w:rFonts w:ascii="BC Sans" w:hAnsi="BC Sans"/>
+                <w:sz w:val="22"/>
+                <w:szCs w:val="22"/>
+              </w:rPr>
+              <w:t>d.</w:t>
+            </w:r>
+            <w:r>
+              <w:rPr>
+                <w:rFonts w:ascii="BC Sans" w:hAnsi="BC Sans"/>
+                <w:sz w:val="22"/>
+                <w:szCs w:val="22"/>
+              </w:rPr>
+              <w:t>header</w:t>
+            </w:r>
+            <w:proofErr w:type="gramEnd"/>
+            <w:r>
+              <w:rPr>
+                <w:rFonts w:ascii="BC Sans" w:hAnsi="BC Sans"/>
+                <w:sz w:val="22"/>
+                <w:szCs w:val="22"/>
+              </w:rPr>
+              <w:t>.</w:t>
+            </w:r>
+            <w:r>
+              <w:rPr>
+                <w:rFonts w:ascii="BC Sans" w:hAnsi="BC Sans"/>
+                <w:sz w:val="22"/>
+                <w:szCs w:val="22"/>
+              </w:rPr>
+              <w:t>lastName</w:t>
+            </w:r>
+            <w:proofErr w:type="spellEnd"/>
+            <w:r>
+              <w:rPr>
+                <w:rFonts w:ascii="BC Sans" w:hAnsi="BC Sans"/>
+                <w:sz w:val="22"/>
+                <w:szCs w:val="22"/>
+              </w:rPr>
+              <w:t>}</w:t>
             </w:r>
           </w:p>
         </w:tc>
@@ -452,23 +528,51 @@
                 <w:sz w:val="22"/>
                 <w:szCs w:val="22"/>
               </w:rPr>
-              <w:t>{d.</w:t>
-            </w:r>
-            <w:r>
-              <w:rPr>
-                <w:rFonts w:ascii="BC Sans" w:hAnsi="BC Sans"/>
-                <w:sz w:val="22"/>
-                <w:szCs w:val="22"/>
-              </w:rPr>
-              <w:t>header.</w:t>
-            </w:r>
-            <w:r>
-              <w:rPr>
-                <w:rFonts w:ascii="BC Sans" w:hAnsi="BC Sans"/>
-                <w:sz w:val="22"/>
-                <w:szCs w:val="22"/>
-              </w:rPr>
-              <w:t>dateSubmitted}</w:t>
+              <w:t>{</w:t>
+            </w:r>
+            <w:proofErr w:type="spellStart"/>
+            <w:proofErr w:type="gramStart"/>
+            <w:r>
+              <w:rPr>
+                <w:rFonts w:ascii="BC Sans" w:hAnsi="BC Sans"/>
+                <w:sz w:val="22"/>
+                <w:szCs w:val="22"/>
+              </w:rPr>
+              <w:t>d.</w:t>
+            </w:r>
+            <w:r>
+              <w:rPr>
+                <w:rFonts w:ascii="BC Sans" w:hAnsi="BC Sans"/>
+                <w:sz w:val="22"/>
+                <w:szCs w:val="22"/>
+              </w:rPr>
+              <w:t>header</w:t>
+            </w:r>
+            <w:proofErr w:type="gramEnd"/>
+            <w:r>
+              <w:rPr>
+                <w:rFonts w:ascii="BC Sans" w:hAnsi="BC Sans"/>
+                <w:sz w:val="22"/>
+                <w:szCs w:val="22"/>
+              </w:rPr>
+              <w:t>.</w:t>
+            </w:r>
+            <w:r>
+              <w:rPr>
+                <w:rFonts w:ascii="BC Sans" w:hAnsi="BC Sans"/>
+                <w:sz w:val="22"/>
+                <w:szCs w:val="22"/>
+              </w:rPr>
+              <w:t>dateSubmitted</w:t>
+            </w:r>
+            <w:proofErr w:type="spellEnd"/>
+            <w:r>
+              <w:rPr>
+                <w:rFonts w:ascii="BC Sans" w:hAnsi="BC Sans"/>
+                <w:sz w:val="22"/>
+                <w:szCs w:val="22"/>
+              </w:rPr>
+              <w:t>}</w:t>
             </w:r>
           </w:p>
         </w:tc>
@@ -765,17 +869,72 @@
                 <w:sz w:val="22"/>
                 <w:szCs w:val="22"/>
               </w:rPr>
-              <w:t>{d.</w:t>
-            </w:r>
-            <w:r>
-              <w:rPr>
-                <w:rFonts w:ascii="BC Sans" w:hAnsi="BC Sans"/>
-                <w:color w:val="000000" w:themeColor="text1"/>
-                <w:sz w:val="22"/>
-                <w:szCs w:val="22"/>
-              </w:rPr>
-              <w:t>selectedPublicBodies[i].publicBody</w:t>
-            </w:r>
+              <w:t>{</w:t>
+            </w:r>
+            <w:proofErr w:type="spellStart"/>
+            <w:proofErr w:type="gramStart"/>
+            <w:r>
+              <w:rPr>
+                <w:rFonts w:ascii="BC Sans" w:hAnsi="BC Sans"/>
+                <w:color w:val="000000" w:themeColor="text1"/>
+                <w:sz w:val="22"/>
+                <w:szCs w:val="22"/>
+              </w:rPr>
+              <w:t>d.</w:t>
+            </w:r>
+            <w:r>
+              <w:rPr>
+                <w:rFonts w:ascii="BC Sans" w:hAnsi="BC Sans"/>
+                <w:color w:val="000000" w:themeColor="text1"/>
+                <w:sz w:val="22"/>
+                <w:szCs w:val="22"/>
+              </w:rPr>
+              <w:t>selectedPublicBodies</w:t>
+            </w:r>
+            <w:proofErr w:type="spellEnd"/>
+            <w:proofErr w:type="gramEnd"/>
+            <w:r>
+              <w:rPr>
+                <w:rFonts w:ascii="BC Sans" w:hAnsi="BC Sans"/>
+                <w:color w:val="000000" w:themeColor="text1"/>
+                <w:sz w:val="22"/>
+                <w:szCs w:val="22"/>
+              </w:rPr>
+              <w:t>[</w:t>
+            </w:r>
+            <w:proofErr w:type="spellStart"/>
+            <w:r>
+              <w:rPr>
+                <w:rFonts w:ascii="BC Sans" w:hAnsi="BC Sans"/>
+                <w:color w:val="000000" w:themeColor="text1"/>
+                <w:sz w:val="22"/>
+                <w:szCs w:val="22"/>
+              </w:rPr>
+              <w:t>i</w:t>
+            </w:r>
+            <w:proofErr w:type="spellEnd"/>
+            <w:proofErr w:type="gramStart"/>
+            <w:r>
+              <w:rPr>
+                <w:rFonts w:ascii="BC Sans" w:hAnsi="BC Sans"/>
+                <w:color w:val="000000" w:themeColor="text1"/>
+                <w:sz w:val="22"/>
+                <w:szCs w:val="22"/>
+              </w:rPr>
+              <w:t>].</w:t>
+            </w:r>
+            <w:proofErr w:type="spellStart"/>
+            <w:r>
+              <w:rPr>
+                <w:rFonts w:ascii="BC Sans" w:hAnsi="BC Sans"/>
+                <w:color w:val="000000" w:themeColor="text1"/>
+                <w:sz w:val="22"/>
+                <w:szCs w:val="22"/>
+              </w:rPr>
+              <w:t>publicBody</w:t>
+            </w:r>
+            <w:proofErr w:type="spellEnd"/>
+            <w:proofErr w:type="gramEnd"/>
             <w:r>
               <w:rPr>
                 <w:rFonts w:ascii="BC Sans" w:hAnsi="BC Sans"/>
@@ -884,7 +1043,80 @@
                 <w:sz w:val="22"/>
                 <w:szCs w:val="22"/>
               </w:rPr>
-              <w:t>{d.selectedPublicBodies[i].ministry[i]</w:t>
+              <w:t>{</w:t>
+            </w:r>
+            <w:proofErr w:type="spellStart"/>
+            <w:proofErr w:type="gramStart"/>
+            <w:r>
+              <w:rPr>
+                <w:rFonts w:ascii="BC Sans" w:hAnsi="BC Sans"/>
+                <w:color w:val="000000" w:themeColor="text1"/>
+                <w:sz w:val="22"/>
+                <w:szCs w:val="22"/>
+              </w:rPr>
+              <w:t>d.selectedPublicBodies</w:t>
+            </w:r>
+            <w:proofErr w:type="spellEnd"/>
+            <w:proofErr w:type="gramEnd"/>
+            <w:r>
+              <w:rPr>
+                <w:rFonts w:ascii="BC Sans" w:hAnsi="BC Sans"/>
+                <w:color w:val="000000" w:themeColor="text1"/>
+                <w:sz w:val="22"/>
+                <w:szCs w:val="22"/>
+              </w:rPr>
+              <w:t>[</w:t>
+            </w:r>
+            <w:proofErr w:type="spellStart"/>
+            <w:r>
+              <w:rPr>
+                <w:rFonts w:ascii="BC Sans" w:hAnsi="BC Sans"/>
+                <w:color w:val="000000" w:themeColor="text1"/>
+                <w:sz w:val="22"/>
+                <w:szCs w:val="22"/>
+              </w:rPr>
+              <w:t>i</w:t>
+            </w:r>
+            <w:proofErr w:type="spellEnd"/>
+            <w:proofErr w:type="gramStart"/>
+            <w:r>
+              <w:rPr>
+                <w:rFonts w:ascii="BC Sans" w:hAnsi="BC Sans"/>
+                <w:color w:val="000000" w:themeColor="text1"/>
+                <w:sz w:val="22"/>
+                <w:szCs w:val="22"/>
+              </w:rPr>
+              <w:t>].ministry</w:t>
+            </w:r>
+            <w:proofErr w:type="gramEnd"/>
+            <w:r>
+              <w:rPr>
+                <w:rFonts w:ascii="BC Sans" w:hAnsi="BC Sans"/>
+                <w:color w:val="000000" w:themeColor="text1"/>
+                <w:sz w:val="22"/>
+                <w:szCs w:val="22"/>
+              </w:rPr>
+              <w:t>[</w:t>
+            </w:r>
+            <w:proofErr w:type="spellStart"/>
+            <w:r>
+              <w:rPr>
+                <w:rFonts w:ascii="BC Sans" w:hAnsi="BC Sans"/>
+                <w:color w:val="000000" w:themeColor="text1"/>
+                <w:sz w:val="22"/>
+                <w:szCs w:val="22"/>
+              </w:rPr>
+              <w:t>i</w:t>
+            </w:r>
+            <w:proofErr w:type="spellEnd"/>
+            <w:r>
+              <w:rPr>
+                <w:rFonts w:ascii="BC Sans" w:hAnsi="BC Sans"/>
+                <w:color w:val="000000" w:themeColor="text1"/>
+                <w:sz w:val="22"/>
+                <w:szCs w:val="22"/>
+              </w:rPr>
+              <w:t>]</w:t>
             </w:r>
             <w:r>
               <w:rPr>
@@ -967,7 +1199,60 @@
                 <w:sz w:val="22"/>
                 <w:szCs w:val="22"/>
               </w:rPr>
-              <w:t xml:space="preserve">      {d.selectedPublicBodies[i].ministry[i+1].name}</w:t>
+              <w:t xml:space="preserve">      {</w:t>
+            </w:r>
+            <w:proofErr w:type="spellStart"/>
+            <w:proofErr w:type="gramStart"/>
+            <w:r>
+              <w:rPr>
+                <w:rFonts w:ascii="BC Sans" w:hAnsi="BC Sans"/>
+                <w:color w:val="000000" w:themeColor="text1"/>
+                <w:sz w:val="22"/>
+                <w:szCs w:val="22"/>
+              </w:rPr>
+              <w:t>d.selectedPublicBodies</w:t>
+            </w:r>
+            <w:proofErr w:type="spellEnd"/>
+            <w:proofErr w:type="gramEnd"/>
+            <w:r>
+              <w:rPr>
+                <w:rFonts w:ascii="BC Sans" w:hAnsi="BC Sans"/>
+                <w:color w:val="000000" w:themeColor="text1"/>
+                <w:sz w:val="22"/>
+                <w:szCs w:val="22"/>
+              </w:rPr>
+              <w:t>[</w:t>
+            </w:r>
+            <w:proofErr w:type="spellStart"/>
+            <w:r>
+              <w:rPr>
+                <w:rFonts w:ascii="BC Sans" w:hAnsi="BC Sans"/>
+                <w:color w:val="000000" w:themeColor="text1"/>
+                <w:sz w:val="22"/>
+                <w:szCs w:val="22"/>
+              </w:rPr>
+              <w:t>i</w:t>
+            </w:r>
+            <w:proofErr w:type="spellEnd"/>
+            <w:proofErr w:type="gramStart"/>
+            <w:r>
+              <w:rPr>
+                <w:rFonts w:ascii="BC Sans" w:hAnsi="BC Sans"/>
+                <w:color w:val="000000" w:themeColor="text1"/>
+                <w:sz w:val="22"/>
+                <w:szCs w:val="22"/>
+              </w:rPr>
+              <w:t>].ministry</w:t>
+            </w:r>
+            <w:proofErr w:type="gramEnd"/>
+            <w:r>
+              <w:rPr>
+                <w:rFonts w:ascii="BC Sans" w:hAnsi="BC Sans"/>
+                <w:color w:val="000000" w:themeColor="text1"/>
+                <w:sz w:val="22"/>
+                <w:szCs w:val="22"/>
+              </w:rPr>
+              <w:t>[i+1].name}</w:t>
             </w:r>
           </w:p>
         </w:tc>
@@ -1032,7 +1317,60 @@
                 <w:sz w:val="22"/>
                 <w:szCs w:val="22"/>
               </w:rPr>
-              <w:t>{d.selectedPublicBodies[i+1].publicBody}</w:t>
+              <w:t>{</w:t>
+            </w:r>
+            <w:proofErr w:type="spellStart"/>
+            <w:proofErr w:type="gramStart"/>
+            <w:r>
+              <w:rPr>
+                <w:rFonts w:ascii="BC Sans" w:hAnsi="BC Sans"/>
+                <w:color w:val="000000" w:themeColor="text1"/>
+                <w:sz w:val="22"/>
+                <w:szCs w:val="22"/>
+              </w:rPr>
+              <w:t>d.selectedPublicBodies</w:t>
+            </w:r>
+            <w:proofErr w:type="spellEnd"/>
+            <w:proofErr w:type="gramEnd"/>
+            <w:r>
+              <w:rPr>
+                <w:rFonts w:ascii="BC Sans" w:hAnsi="BC Sans"/>
+                <w:color w:val="000000" w:themeColor="text1"/>
+                <w:sz w:val="22"/>
+                <w:szCs w:val="22"/>
+              </w:rPr>
+              <w:t>[i+1</w:t>
+            </w:r>
+            <w:proofErr w:type="gramStart"/>
+            <w:r>
+              <w:rPr>
+                <w:rFonts w:ascii="BC Sans" w:hAnsi="BC Sans"/>
+                <w:color w:val="000000" w:themeColor="text1"/>
+                <w:sz w:val="22"/>
+                <w:szCs w:val="22"/>
+              </w:rPr>
+              <w:t>].</w:t>
+            </w:r>
+            <w:proofErr w:type="spellStart"/>
+            <w:r>
+              <w:rPr>
+                <w:rFonts w:ascii="BC Sans" w:hAnsi="BC Sans"/>
+                <w:color w:val="000000" w:themeColor="text1"/>
+                <w:sz w:val="22"/>
+                <w:szCs w:val="22"/>
+              </w:rPr>
+              <w:t>publicBody</w:t>
+            </w:r>
+            <w:proofErr w:type="spellEnd"/>
+            <w:proofErr w:type="gramEnd"/>
+            <w:r>
+              <w:rPr>
+                <w:rFonts w:ascii="BC Sans" w:hAnsi="BC Sans"/>
+                <w:color w:val="000000" w:themeColor="text1"/>
+                <w:sz w:val="22"/>
+                <w:szCs w:val="22"/>
+              </w:rPr>
+              <w:t>}</w:t>
             </w:r>
           </w:p>
         </w:tc>
@@ -1178,8 +1516,10 @@
                 <w:sz w:val="22"/>
                 <w:szCs w:val="22"/>
               </w:rPr>
-              <w:t>{d.</w:t>
-            </w:r>
+              <w:t>{</w:t>
+            </w:r>
+            <w:proofErr w:type="spellStart"/>
+            <w:proofErr w:type="gramStart"/>
             <w:r>
               <w:rPr>
                 <w:rFonts w:ascii="BC Sans" w:hAnsi="BC Sans"/>
@@ -1189,7 +1529,7 @@
                 <w:sz w:val="22"/>
                 <w:szCs w:val="22"/>
               </w:rPr>
-              <w:t>payme</w:t>
+              <w:t>d.</w:t>
             </w:r>
             <w:r>
               <w:rPr>
@@ -1200,8 +1540,21 @@
                 <w:sz w:val="22"/>
                 <w:szCs w:val="22"/>
               </w:rPr>
+              <w:t>payme</w:t>
+            </w:r>
+            <w:r>
+              <w:rPr>
+                <w:rFonts w:ascii="BC Sans" w:hAnsi="BC Sans"/>
+                <w:b/>
+                <w:bCs/>
+                <w:color w:val="0A3266"/>
+                <w:sz w:val="22"/>
+                <w:szCs w:val="22"/>
+              </w:rPr>
               <w:t>ntInfo.totalAmount</w:t>
             </w:r>
+            <w:proofErr w:type="spellEnd"/>
+            <w:proofErr w:type="gramEnd"/>
             <w:r>
               <w:rPr>
                 <w:rFonts w:ascii="BC Sans" w:hAnsi="BC Sans"/>
@@ -1393,7 +1746,29 @@
           <w:sz w:val="16"/>
           <w:szCs w:val="16"/>
         </w:rPr>
-        <w:t>{d.paymentInfo.cardType}</w:t>
+        <w:t>{</w:t>
+      </w:r>
+      <w:proofErr w:type="spellStart"/>
+      <w:proofErr w:type="gramStart"/>
+      <w:r>
+        <w:rPr>
+          <w:rFonts w:ascii="BC Sans" w:hAnsi="BC Sans"/>
+          <w:color w:val="A6A6A6" w:themeColor="background1" w:themeShade="A6"/>
+          <w:sz w:val="16"/>
+          <w:szCs w:val="16"/>
+        </w:rPr>
+        <w:t>d.paymentInfo.cardType</w:t>
+      </w:r>
+      <w:proofErr w:type="spellEnd"/>
+      <w:proofErr w:type="gramEnd"/>
+      <w:r>
+        <w:rPr>
+          <w:rFonts w:ascii="BC Sans" w:hAnsi="BC Sans"/>
+          <w:color w:val="A6A6A6" w:themeColor="background1" w:themeShade="A6"/>
+          <w:sz w:val="16"/>
+          <w:szCs w:val="16"/>
+        </w:rPr>
+        <w:t>}</w:t>
       </w:r>
     </w:p>
     <w:p>
@@ -1424,7 +1799,18 @@
           <w:sz w:val="16"/>
           <w:szCs w:val="16"/>
         </w:rPr>
-        <w:t xml:space="preserve"> {d.paymentInfo.transactionOrde</w:t>
+        <w:t xml:space="preserve"> {</w:t>
+      </w:r>
+      <w:proofErr w:type="spellStart"/>
+      <w:proofErr w:type="gramStart"/>
+      <w:r>
+        <w:rPr>
+          <w:rFonts w:ascii="BC Sans" w:hAnsi="BC Sans"/>
+          <w:color w:val="A6A6A6" w:themeColor="background1" w:themeShade="A6"/>
+          <w:sz w:val="16"/>
+          <w:szCs w:val="16"/>
+        </w:rPr>
+        <w:t>d.paymentInfo.transactionOrde</w:t>
       </w:r>
       <w:r>
         <w:rPr>
@@ -1433,7 +1819,18 @@
           <w:sz w:val="16"/>
           <w:szCs w:val="16"/>
         </w:rPr>
-        <w:t>rId}</w:t>
+        <w:t>rId</w:t>
+      </w:r>
+      <w:proofErr w:type="spellEnd"/>
+      <w:proofErr w:type="gramEnd"/>
+      <w:r>
+        <w:rPr>
+          <w:rFonts w:ascii="BC Sans" w:hAnsi="BC Sans"/>
+          <w:color w:val="A6A6A6" w:themeColor="background1" w:themeShade="A6"/>
+          <w:sz w:val="16"/>
+          <w:szCs w:val="16"/>
+        </w:rPr>
+        <w:t>}</w:t>
       </w:r>
     </w:p>
     <w:p>
@@ -1631,7 +2028,7 @@
               <w:bCs/>
               <w:sz w:val="16"/>
             </w:rPr>
-            <w:t>Access &amp; Information Management Branch</w:t>
+            <w:t>FOI</w:t>
           </w:r>
           <w:r>
             <w:rPr>
@@ -1639,7 +2036,7 @@
               <w:bCs/>
               <w:sz w:val="16"/>
             </w:rPr>
-            <w:t xml:space="preserve">                 </w:t>
+            <w:t xml:space="preserve"> Operations                 </w:t>
           </w:r>
         </w:p>
         <w:p>
@@ -1704,7 +2101,25 @@
               <w:bCs/>
               <w:sz w:val="16"/>
             </w:rPr>
-            <w:t xml:space="preserve">PO Box 9569 Stn Prov Govt               </w:t>
+            <w:t xml:space="preserve">PO Box 9569 </w:t>
+          </w:r>
+          <w:proofErr w:type="spellStart"/>
+          <w:r>
+            <w:rPr>
+              <w:rFonts w:ascii="Times New Roman" w:hAnsi="Times New Roman"/>
+              <w:bCs/>
+              <w:sz w:val="16"/>
+            </w:rPr>
+            <w:t>Stn</w:t>
+          </w:r>
+          <w:proofErr w:type="spellEnd"/>
+          <w:r>
+            <w:rPr>
+              <w:rFonts w:ascii="Times New Roman" w:hAnsi="Times New Roman"/>
+              <w:bCs/>
+              <w:sz w:val="16"/>
+            </w:rPr>
+            <w:t xml:space="preserve"> Prov Govt               </w:t>
           </w:r>
         </w:p>
         <w:p>
@@ -1726,7 +2141,25 @@
               <w:bCs/>
               <w:sz w:val="16"/>
             </w:rPr>
-            <w:t>Victoria BC  V8W 9</w:t>
+            <w:t xml:space="preserve">Victoria </w:t>
+          </w:r>
+          <w:proofErr w:type="gramStart"/>
+          <w:r>
+            <w:rPr>
+              <w:rFonts w:ascii="Times New Roman" w:hAnsi="Times New Roman"/>
+              <w:bCs/>
+              <w:sz w:val="16"/>
+            </w:rPr>
+            <w:t>BC  V</w:t>
+          </w:r>
+          <w:proofErr w:type="gramEnd"/>
+          <w:r>
+            <w:rPr>
+              <w:rFonts w:ascii="Times New Roman" w:hAnsi="Times New Roman"/>
+              <w:bCs/>
+              <w:sz w:val="16"/>
+            </w:rPr>
+            <w:t>8W 9</w:t>
           </w:r>
           <w:r>
             <w:rPr>
@@ -1853,6 +2286,7 @@
               </w:rPr>
               <w:t xml:space="preserve">                   </w:t>
             </w:r>
+            <w:proofErr w:type="spellStart"/>
             <w:r>
               <w:rPr>
                 <w:rStyle w:val="Hyperlink"/>
@@ -1860,7 +2294,17 @@
                 <w:sz w:val="16"/>
                 <w:szCs w:val="16"/>
               </w:rPr>
-              <w:t>freedomofinformation/</w:t>
+              <w:t>freedomofinformation</w:t>
+            </w:r>
+            <w:proofErr w:type="spellEnd"/>
+            <w:r>
+              <w:rPr>
+                <w:rStyle w:val="Hyperlink"/>
+                <w:rFonts w:ascii="Times New Roman" w:hAnsi="Times New Roman"/>
+                <w:sz w:val="16"/>
+                <w:szCs w:val="16"/>
+              </w:rPr>
+              <w:t>/</w:t>
             </w:r>
           </w:hyperlink>
         </w:p>
@@ -3194,6 +3638,12 @@
 </file>
 
 <file path=customXml/item1.xml><?xml version="1.0" encoding="utf-8"?>
+<p:properties xmlns:p="http://schemas.microsoft.com/office/2006/metadata/properties" xmlns:xsi="http://www.w3.org/2001/XMLSchema-instance" xmlns:pc="http://schemas.microsoft.com/office/infopath/2007/PartnerControls">
+  <documentManagement/>
+</p:properties>
+</file>
+
+<file path=customXml/item2.xml><?xml version="1.0" encoding="utf-8"?>
 <?mso-contentType ?>
 <FormTemplates xmlns="http://schemas.microsoft.com/sharepoint/v3/contenttype/forms">
   <Display>DocumentLibraryForm</Display>
@@ -3202,17 +3652,7 @@
 </FormTemplates>
 </file>
 
-<file path=customXml/item2.xml><?xml version="1.0" encoding="utf-8"?>
-<p:properties xmlns:p="http://schemas.microsoft.com/office/2006/metadata/properties" xmlns:xsi="http://www.w3.org/2001/XMLSchema-instance" xmlns:pc="http://schemas.microsoft.com/office/infopath/2007/PartnerControls">
-  <documentManagement/>
-</p:properties>
-</file>
-
 <file path=customXml/item3.xml><?xml version="1.0" encoding="utf-8"?>
-<b:Sources xmlns:b="http://schemas.openxmlformats.org/officeDocument/2006/bibliography" xmlns="http://schemas.openxmlformats.org/officeDocument/2006/bibliography" SelectedStyle="/APASixthEditionOfficeOnline.xsl" StyleName="APA" Version="6"/>
-</file>
-
-<file path=customXml/item4.xml><?xml version="1.0" encoding="utf-8"?>
 <ct:contentTypeSchema xmlns:ct="http://schemas.microsoft.com/office/2006/metadata/contentType" xmlns:ma="http://schemas.microsoft.com/office/2006/metadata/properties/metaAttributes" ct:_="" ma:_="" ma:contentTypeName="Document" ma:contentTypeID="0x010100E774CC2FC15D5F4B9843318F21B96CF2" ma:contentTypeVersion="13" ma:contentTypeDescription="Create a new document." ma:contentTypeScope="" ma:versionID="9734f759d7539526660f242c532f1a36">
   <xsd:schema xmlns:xsd="http://www.w3.org/2001/XMLSchema" xmlns:xs="http://www.w3.org/2001/XMLSchema" xmlns:p="http://schemas.microsoft.com/office/2006/metadata/properties" xmlns:ns2="75e570c0-d7c7-4c73-adba-666f84131a9c" xmlns:ns3="89ff61d5-a6c1-4b78-89d0-b0aeb35ad473" targetNamespace="http://schemas.microsoft.com/office/2006/metadata/properties" ma:root="true" ma:fieldsID="fcda4498f13abd7a0badb315690a5b80" ns2:_="" ns3:_="">
     <xsd:import namespace="75e570c0-d7c7-4c73-adba-666f84131a9c"/>
@@ -3435,15 +3875,11 @@
 </ct:contentTypeSchema>
 </file>
 
-<file path=customXml/itemProps1.xml><?xml version="1.0" encoding="utf-8"?>
-<ds:datastoreItem xmlns:ds="http://schemas.openxmlformats.org/officeDocument/2006/customXml" ds:itemID="{641E4145-9D85-4BD2-927D-7AB21DB3B68E}">
-  <ds:schemaRefs>
-    <ds:schemaRef ds:uri="http://schemas.microsoft.com/sharepoint/v3/contenttype/forms"/>
-  </ds:schemaRefs>
-</ds:datastoreItem>
+<file path=customXml/item4.xml><?xml version="1.0" encoding="utf-8"?>
+<b:Sources xmlns:b="http://schemas.openxmlformats.org/officeDocument/2006/bibliography" xmlns="http://schemas.openxmlformats.org/officeDocument/2006/bibliography" SelectedStyle="/APASixthEditionOfficeOnline.xsl" StyleName="APA" Version="6"/>
 </file>
 
-<file path=customXml/itemProps2.xml><?xml version="1.0" encoding="utf-8"?>
+<file path=customXml/itemProps1.xml><?xml version="1.0" encoding="utf-8"?>
 <ds:datastoreItem xmlns:ds="http://schemas.openxmlformats.org/officeDocument/2006/customXml" ds:itemID="{B09A3C2A-023B-46CF-A296-EF6639527430}">
   <ds:schemaRefs>
     <ds:schemaRef ds:uri="http://schemas.microsoft.com/office/2006/metadata/properties"/>
@@ -3452,15 +3888,15 @@
 </ds:datastoreItem>
 </file>
 
-<file path=customXml/itemProps3.xml><?xml version="1.0" encoding="utf-8"?>
-<ds:datastoreItem xmlns:ds="http://schemas.openxmlformats.org/officeDocument/2006/customXml" ds:itemID="{9CE651B1-34DA-524A-9E9A-91E44FB38903}">
+<file path=customXml/itemProps2.xml><?xml version="1.0" encoding="utf-8"?>
+<ds:datastoreItem xmlns:ds="http://schemas.openxmlformats.org/officeDocument/2006/customXml" ds:itemID="{641E4145-9D85-4BD2-927D-7AB21DB3B68E}">
   <ds:schemaRefs>
-    <ds:schemaRef ds:uri="http://schemas.openxmlformats.org/officeDocument/2006/bibliography"/>
+    <ds:schemaRef ds:uri="http://schemas.microsoft.com/sharepoint/v3/contenttype/forms"/>
   </ds:schemaRefs>
 </ds:datastoreItem>
 </file>
 
-<file path=customXml/itemProps4.xml><?xml version="1.0" encoding="utf-8"?>
+<file path=customXml/itemProps3.xml><?xml version="1.0" encoding="utf-8"?>
 <ds:datastoreItem xmlns:ds="http://schemas.openxmlformats.org/officeDocument/2006/customXml" ds:itemID="{733BAA04-22FD-4001-8AC3-016CFE0D0D03}">
   <ds:schemaRefs>
     <ds:schemaRef ds:uri="http://schemas.microsoft.com/office/2006/metadata/contentType"/>
@@ -3477,4 +3913,12 @@
     <ds:schemaRef ds:uri="http://schemas.microsoft.com/internal/obd"/>
   </ds:schemaRefs>
 </ds:datastoreItem>
+</file>
+
+<file path=customXml/itemProps4.xml><?xml version="1.0" encoding="utf-8"?>
+<ds:datastoreItem xmlns:ds="http://schemas.openxmlformats.org/officeDocument/2006/customXml" ds:itemID="{9CE651B1-34DA-524A-9E9A-91E44FB38903}">
+  <ds:schemaRefs>
+    <ds:schemaRef ds:uri="http://schemas.openxmlformats.org/officeDocument/2006/bibliography"/>
+  </ds:schemaRefs>
+</ds:datastoreItem>
 </file>